--- a/testakten/gesellschaftsgruender-streit-roeschen-tech/06_Anfechtungsklage_Christine.docx
+++ b/testakten/gesellschaftsgruender-streit-roeschen-tech/06_Anfechtungsklage_Christine.docx
@@ -5,93 +5,142 @@
     <w:p>
       <w:pPr>
         <w:pStyle w:val="Heading1"/>
+        <w:spacing w:after="160" w:line="259" w:lineRule="auto"/>
       </w:pPr>
       <w:r>
         <w:rPr>
           <w:rFonts w:ascii="Times New Roman" w:hAnsi="Times New Roman"/>
+          <w:b/>
+          <w:sz w:val="28"/>
         </w:rPr>
         <w:t>Anfechtungsklage</w:t>
       </w:r>
     </w:p>
     <w:p>
       <w:pPr>
+        <w:spacing w:before="120" w:after="60" w:line="259" w:lineRule="auto"/>
         <w:jc w:val="left"/>
       </w:pPr>
       <w:r>
         <w:rPr>
+          <w:rFonts w:ascii="Times New Roman" w:hAnsi="Times New Roman"/>
           <w:b/>
+          <w:sz w:val="22"/>
         </w:rPr>
         <w:t>Landgericht Berlin — Kammer für Handelssachen</w:t>
       </w:r>
     </w:p>
     <w:p>
       <w:pPr>
+        <w:spacing w:before="120" w:after="60" w:line="259" w:lineRule="auto"/>
         <w:jc w:val="left"/>
       </w:pPr>
       <w:r>
         <w:rPr>
+          <w:rFonts w:ascii="Times New Roman" w:hAnsi="Times New Roman"/>
           <w:b/>
+          <w:sz w:val="22"/>
         </w:rPr>
         <w:t>Klägerin</w:t>
       </w:r>
       <w:r>
+        <w:rPr>
+          <w:rFonts w:ascii="Times New Roman" w:hAnsi="Times New Roman"/>
+          <w:b/>
+          <w:sz w:val="22"/>
+        </w:rPr>
         <w:t>:</w:t>
       </w:r>
     </w:p>
     <w:p>
       <w:pPr>
+        <w:spacing w:before="120" w:after="60" w:line="259" w:lineRule="auto"/>
         <w:jc w:val="left"/>
       </w:pPr>
       <w:r>
+        <w:rPr>
+          <w:rFonts w:ascii="Times New Roman" w:hAnsi="Times New Roman"/>
+          <w:b/>
+          <w:sz w:val="22"/>
+        </w:rPr>
         <w:t>Christine Linnenbach</w:t>
       </w:r>
     </w:p>
     <w:p>
       <w:pPr>
+        <w:spacing w:before="120" w:after="60" w:line="259" w:lineRule="auto"/>
         <w:jc w:val="left"/>
       </w:pPr>
       <w:r>
+        <w:rPr>
+          <w:rFonts w:ascii="Times New Roman" w:hAnsi="Times New Roman"/>
+          <w:b/>
+          <w:sz w:val="22"/>
+        </w:rPr>
         <w:t>Greifswalder Strasse 78, 10405 Berlin</w:t>
       </w:r>
     </w:p>
     <w:p>
       <w:pPr>
+        <w:spacing w:before="120" w:after="60" w:line="259" w:lineRule="auto"/>
         <w:jc w:val="left"/>
       </w:pPr>
       <w:r>
         <w:rPr>
+          <w:rFonts w:ascii="Times New Roman" w:hAnsi="Times New Roman"/>
           <w:b/>
+          <w:sz w:val="22"/>
         </w:rPr>
         <w:t>Prozessbevollmaechtigter</w:t>
       </w:r>
       <w:r>
+        <w:rPr>
+          <w:rFonts w:ascii="Times New Roman" w:hAnsi="Times New Roman"/>
+          <w:b/>
+          <w:sz w:val="22"/>
+        </w:rPr>
         <w:t>:</w:t>
       </w:r>
     </w:p>
     <w:p>
       <w:pPr>
+        <w:spacing w:before="120" w:after="60" w:line="259" w:lineRule="auto"/>
         <w:jc w:val="left"/>
       </w:pPr>
       <w:r>
+        <w:rPr>
+          <w:rFonts w:ascii="Times New Roman" w:hAnsi="Times New Roman"/>
+          <w:b/>
+          <w:sz w:val="22"/>
+        </w:rPr>
         <w:t>RA Dr. Markus Meurer, Litzowufer 24, 10785 Berlin</w:t>
       </w:r>
     </w:p>
     <w:p>
       <w:pPr>
+        <w:spacing w:before="120" w:after="60" w:line="259" w:lineRule="auto"/>
         <w:jc w:val="left"/>
       </w:pPr>
       <w:r>
         <w:rPr>
+          <w:rFonts w:ascii="Times New Roman" w:hAnsi="Times New Roman"/>
           <w:b/>
+          <w:sz w:val="22"/>
         </w:rPr>
         <w:t>Beklagte</w:t>
       </w:r>
       <w:r>
+        <w:rPr>
+          <w:rFonts w:ascii="Times New Roman" w:hAnsi="Times New Roman"/>
+          <w:b/>
+          <w:sz w:val="22"/>
+        </w:rPr>
         <w:t>:</w:t>
       </w:r>
     </w:p>
     <w:p>
       <w:pPr>
+        <w:spacing w:line="259" w:lineRule="auto" w:after="60"/>
         <w:jc w:val="left"/>
       </w:pPr>
       <w:r>
@@ -100,6 +149,7 @@
     </w:p>
     <w:p>
       <w:pPr>
+        <w:spacing w:line="259" w:lineRule="auto" w:after="60"/>
         <w:jc w:val="left"/>
       </w:pPr>
       <w:r>
@@ -108,6 +158,7 @@
     </w:p>
     <w:p>
       <w:pPr>
+        <w:spacing w:line="259" w:lineRule="auto" w:after="60"/>
         <w:jc w:val="left"/>
       </w:pPr>
       <w:r>
@@ -116,15 +167,21 @@
     </w:p>
     <w:p>
       <w:pPr>
+        <w:spacing w:line="259" w:lineRule="auto" w:after="60"/>
         <w:jc w:val="left"/>
       </w:pPr>
       <w:r>
         <w:t>vertreten durch die Geschäftsführer Andrea Roesener und Bert Schmid</w:t>
       </w:r>
     </w:p>
-    <w:p/>
     <w:p>
       <w:pPr>
+        <w:spacing w:line="259" w:lineRule="auto" w:after="60"/>
+      </w:pPr>
+    </w:p>
+    <w:p>
+      <w:pPr>
+        <w:spacing w:line="259" w:lineRule="auto" w:after="60"/>
         <w:jc w:val="left"/>
       </w:pPr>
       <w:r>
@@ -139,6 +196,7 @@
     </w:p>
     <w:p>
       <w:pPr>
+        <w:spacing w:line="259" w:lineRule="auto" w:after="60"/>
         <w:jc w:val="left"/>
       </w:pPr>
       <w:r>
@@ -151,10 +209,15 @@
         <w:t>: (wird zugeteilt)</w:t>
       </w:r>
     </w:p>
-    <w:p/>
     <w:p>
       <w:pPr>
+        <w:spacing w:line="259" w:lineRule="auto" w:after="60"/>
+      </w:pPr>
+    </w:p>
+    <w:p>
+      <w:pPr>
         <w:pStyle w:val="Heading2"/>
+        <w:spacing w:line="259" w:lineRule="auto" w:after="60"/>
       </w:pPr>
       <w:r>
         <w:rPr>
@@ -165,6 +228,7 @@
     </w:p>
     <w:p>
       <w:pPr>
+        <w:spacing w:line="259" w:lineRule="auto" w:after="60"/>
         <w:jc w:val="left"/>
       </w:pPr>
       <w:r>
@@ -173,6 +237,7 @@
     </w:p>
     <w:p>
       <w:pPr>
+        <w:spacing w:line="259" w:lineRule="auto" w:after="60"/>
         <w:jc w:val="left"/>
       </w:pPr>
       <w:r>
@@ -193,16 +258,22 @@
     </w:p>
     <w:p>
       <w:pPr>
+        <w:spacing w:line="259" w:lineRule="auto" w:after="60"/>
         <w:jc w:val="left"/>
       </w:pPr>
       <w:r>
         <w:t>erhebe ich Klage und werde beantragen:</w:t>
       </w:r>
     </w:p>
-    <w:p/>
     <w:p>
       <w:pPr>
+        <w:spacing w:line="259" w:lineRule="auto" w:after="60"/>
+      </w:pPr>
+    </w:p>
+    <w:p>
+      <w:pPr>
         <w:pStyle w:val="Heading3"/>
+        <w:spacing w:line="259" w:lineRule="auto" w:after="60"/>
       </w:pPr>
       <w:r>
         <w:rPr>
@@ -214,6 +285,7 @@
     <w:p>
       <w:pPr>
         <w:pStyle w:val="ListNumber"/>
+        <w:spacing w:line="259" w:lineRule="auto" w:after="60"/>
       </w:pPr>
       <w:r>
         <w:t xml:space="preserve">Es wird </w:t>
@@ -258,6 +330,7 @@
     <w:p>
       <w:pPr>
         <w:pStyle w:val="ListNumber"/>
+        <w:spacing w:line="259" w:lineRule="auto" w:after="60"/>
       </w:pPr>
       <w:r>
         <w:t>Die Beklagte trägt die Kosten des Rechtsstreits.</w:t>
@@ -266,15 +339,21 @@
     <w:p>
       <w:pPr>
         <w:pStyle w:val="ListNumber"/>
+        <w:spacing w:line="259" w:lineRule="auto" w:after="60"/>
       </w:pPr>
       <w:r>
         <w:t>Die einstweilige Verfügung wird gleichzeitig in einem separaten Verfahren beantragt (siehe Anlage K8).</w:t>
       </w:r>
     </w:p>
-    <w:p/>
     <w:p>
       <w:pPr>
+        <w:spacing w:line="259" w:lineRule="auto" w:after="60"/>
+      </w:pPr>
+    </w:p>
+    <w:p>
+      <w:pPr>
         <w:pStyle w:val="Heading3"/>
+        <w:spacing w:line="259" w:lineRule="auto" w:after="60"/>
       </w:pPr>
       <w:r>
         <w:rPr>
@@ -286,6 +365,7 @@
     <w:p>
       <w:pPr>
         <w:pStyle w:val="Heading3"/>
+        <w:spacing w:line="259" w:lineRule="auto" w:after="60"/>
       </w:pPr>
       <w:r>
         <w:rPr>
@@ -296,6 +376,7 @@
     </w:p>
     <w:p>
       <w:pPr>
+        <w:spacing w:line="259" w:lineRule="auto" w:after="60"/>
         <w:jc w:val="left"/>
       </w:pPr>
       <w:r>
@@ -304,6 +385,7 @@
     </w:p>
     <w:p>
       <w:pPr>
+        <w:spacing w:line="259" w:lineRule="auto" w:after="60"/>
         <w:jc w:val="left"/>
       </w:pPr>
       <w:r>
@@ -313,6 +395,7 @@
     <w:p>
       <w:pPr>
         <w:pStyle w:val="Heading3"/>
+        <w:spacing w:line="259" w:lineRule="auto" w:after="60"/>
       </w:pPr>
       <w:r>
         <w:rPr>
@@ -323,6 +406,7 @@
     </w:p>
     <w:p>
       <w:pPr>
+        <w:spacing w:line="259" w:lineRule="auto" w:after="60"/>
         <w:jc w:val="left"/>
       </w:pPr>
       <w:r>
@@ -332,6 +416,7 @@
     <w:p>
       <w:pPr>
         <w:pStyle w:val="Heading3"/>
+        <w:spacing w:line="259" w:lineRule="auto" w:after="60"/>
       </w:pPr>
       <w:r>
         <w:rPr>
@@ -342,6 +427,7 @@
     </w:p>
     <w:p>
       <w:pPr>
+        <w:spacing w:line="259" w:lineRule="auto" w:after="60"/>
         <w:jc w:val="left"/>
       </w:pPr>
       <w:r>
@@ -368,6 +454,7 @@
     </w:p>
     <w:p>
       <w:pPr>
+        <w:spacing w:line="259" w:lineRule="auto" w:after="60"/>
         <w:jc w:val="left"/>
       </w:pPr>
       <w:r>
@@ -377,6 +464,7 @@
     <w:p>
       <w:pPr>
         <w:pStyle w:val="ListBullet"/>
+        <w:spacing w:line="259" w:lineRule="auto" w:after="60"/>
       </w:pPr>
       <w:r>
         <w:t xml:space="preserve">Pi Mu Holding ist </w:t>
@@ -403,6 +491,7 @@
     <w:p>
       <w:pPr>
         <w:pStyle w:val="ListBullet"/>
+        <w:spacing w:line="259" w:lineRule="auto" w:after="60"/>
       </w:pPr>
       <w:r>
         <w:t xml:space="preserve">Pi Mu Holding hat </w:t>
@@ -420,6 +509,7 @@
     <w:p>
       <w:pPr>
         <w:pStyle w:val="ListBullet"/>
+        <w:spacing w:line="259" w:lineRule="auto" w:after="60"/>
       </w:pPr>
       <w:r>
         <w:t>Pi Mu Holding bringt keine strategischen Synergien.</w:t>
@@ -427,6 +517,7 @@
     </w:p>
     <w:p>
       <w:pPr>
+        <w:spacing w:line="259" w:lineRule="auto" w:after="60"/>
         <w:jc w:val="left"/>
       </w:pPr>
       <w:r>
@@ -445,6 +536,7 @@
     <w:p>
       <w:pPr>
         <w:pStyle w:val="Heading3"/>
+        <w:spacing w:line="259" w:lineRule="auto" w:after="60"/>
       </w:pPr>
       <w:r>
         <w:rPr>
@@ -455,6 +547,7 @@
     </w:p>
     <w:p>
       <w:pPr>
+        <w:spacing w:line="259" w:lineRule="auto" w:after="60"/>
         <w:jc w:val="left"/>
       </w:pPr>
       <w:r>
@@ -472,6 +565,7 @@
     </w:p>
     <w:p>
       <w:pPr>
+        <w:spacing w:line="259" w:lineRule="auto" w:after="60"/>
         <w:jc w:val="left"/>
       </w:pPr>
       <w:r>
@@ -481,6 +575,7 @@
     <w:p>
       <w:pPr>
         <w:pStyle w:val="Heading3"/>
+        <w:spacing w:line="259" w:lineRule="auto" w:after="60"/>
       </w:pPr>
       <w:r>
         <w:rPr>
@@ -492,6 +587,7 @@
     <w:p>
       <w:pPr>
         <w:pStyle w:val="ListBullet"/>
+        <w:spacing w:line="259" w:lineRule="auto" w:after="60"/>
       </w:pPr>
       <w:r>
         <w:t>Verwaesserung von 15 % auf 11,76 % (= 21,6 % relativ)</w:t>
@@ -500,6 +596,7 @@
     <w:p>
       <w:pPr>
         <w:pStyle w:val="ListBullet"/>
+        <w:spacing w:line="259" w:lineRule="auto" w:after="60"/>
       </w:pPr>
       <w:r>
         <w:t>Stimmrechts-Verlust unter wesentliche Schwellen</w:t>
@@ -508,6 +605,7 @@
     <w:p>
       <w:pPr>
         <w:pStyle w:val="ListBullet"/>
+        <w:spacing w:line="259" w:lineRule="auto" w:after="60"/>
       </w:pPr>
       <w:r>
         <w:t>Bewertungs-Verlust in mittleren Exit-Szenarien (siehe Cap Table Anlage K3)</w:t>
@@ -516,15 +614,21 @@
     <w:p>
       <w:pPr>
         <w:pStyle w:val="ListBullet"/>
+        <w:spacing w:line="259" w:lineRule="auto" w:after="60"/>
       </w:pPr>
       <w:r>
         <w:t>Wirtschaftlich besser gestellt wären die Gründer und Stahlauge — Verwaesserung war für sie strategisch während Christine als "Lasttier" der Streckung diente</w:t>
       </w:r>
     </w:p>
-    <w:p/>
     <w:p>
       <w:pPr>
+        <w:spacing w:line="259" w:lineRule="auto" w:after="60"/>
+      </w:pPr>
+    </w:p>
+    <w:p>
+      <w:pPr>
         <w:pStyle w:val="Heading3"/>
+        <w:spacing w:line="259" w:lineRule="auto" w:after="60"/>
       </w:pPr>
       <w:r>
         <w:rPr>
@@ -536,6 +640,7 @@
     <w:p>
       <w:pPr>
         <w:pStyle w:val="Heading3"/>
+        <w:spacing w:line="259" w:lineRule="auto" w:after="60"/>
       </w:pPr>
       <w:r>
         <w:rPr>
@@ -547,6 +652,7 @@
     <w:p>
       <w:pPr>
         <w:pStyle w:val="Heading3"/>
+        <w:spacing w:line="259" w:lineRule="auto" w:after="60"/>
       </w:pPr>
       <w:r>
         <w:rPr>
@@ -557,6 +663,7 @@
     </w:p>
     <w:p>
       <w:pPr>
+        <w:spacing w:line="259" w:lineRule="auto" w:after="60"/>
         <w:jc w:val="left"/>
       </w:pPr>
       <w:r>
@@ -574,6 +681,7 @@
     </w:p>
     <w:p>
       <w:pPr>
+        <w:spacing w:line="259" w:lineRule="auto" w:after="60"/>
         <w:jc w:val="left"/>
       </w:pPr>
       <w:r>
@@ -582,6 +690,7 @@
     </w:p>
     <w:p>
       <w:pPr>
+        <w:spacing w:line="259" w:lineRule="auto" w:after="60"/>
         <w:ind w:left="567"/>
       </w:pPr>
       <w:r>
@@ -593,6 +702,7 @@
     </w:p>
     <w:p>
       <w:pPr>
+        <w:spacing w:line="259" w:lineRule="auto" w:after="60"/>
         <w:ind w:left="567"/>
       </w:pPr>
       <w:r>
@@ -604,6 +714,7 @@
     </w:p>
     <w:p>
       <w:pPr>
+        <w:spacing w:line="259" w:lineRule="auto" w:after="60"/>
         <w:ind w:left="567"/>
       </w:pPr>
       <w:r>
@@ -615,6 +726,7 @@
     </w:p>
     <w:p>
       <w:pPr>
+        <w:spacing w:line="259" w:lineRule="auto" w:after="60"/>
         <w:ind w:left="567"/>
       </w:pPr>
       <w:r>
@@ -626,6 +738,7 @@
     </w:p>
     <w:p>
       <w:pPr>
+        <w:spacing w:line="259" w:lineRule="auto" w:after="60"/>
         <w:ind w:left="567"/>
       </w:pPr>
       <w:r>
@@ -637,6 +750,7 @@
     </w:p>
     <w:p>
       <w:pPr>
+        <w:spacing w:line="259" w:lineRule="auto" w:after="60"/>
         <w:jc w:val="left"/>
       </w:pPr>
       <w:r>
@@ -655,6 +769,7 @@
     <w:p>
       <w:pPr>
         <w:pStyle w:val="ListBullet"/>
+        <w:spacing w:line="259" w:lineRule="auto" w:after="60"/>
       </w:pPr>
       <w:r>
         <w:rPr>
@@ -669,6 +784,7 @@
     <w:p>
       <w:pPr>
         <w:pStyle w:val="ListBullet"/>
+        <w:spacing w:line="259" w:lineRule="auto" w:after="60"/>
       </w:pPr>
       <w:r>
         <w:t>Die behaupteten "industriellen Synergien" sind nicht substantiiert.</w:t>
@@ -677,6 +793,7 @@
     <w:p>
       <w:pPr>
         <w:pStyle w:val="ListBullet"/>
+        <w:spacing w:line="259" w:lineRule="auto" w:after="60"/>
       </w:pPr>
       <w:r>
         <w:t xml:space="preserve">Die Behauptung, Pi Mu Holding bringe </w:t>
@@ -693,6 +810,7 @@
     </w:p>
     <w:p>
       <w:pPr>
+        <w:spacing w:line="259" w:lineRule="auto" w:after="60"/>
         <w:jc w:val="left"/>
       </w:pPr>
       <w:r>
@@ -711,6 +829,7 @@
     <w:p>
       <w:pPr>
         <w:pStyle w:val="ListBullet"/>
+        <w:spacing w:line="259" w:lineRule="auto" w:after="60"/>
       </w:pPr>
       <w:r>
         <w:t>Alternative Finanzierungs-Optionen wurden nicht ernsthaft geprüft.</w:t>
@@ -719,6 +838,7 @@
     <w:p>
       <w:pPr>
         <w:pStyle w:val="ListBullet"/>
+        <w:spacing w:line="259" w:lineRule="auto" w:after="60"/>
       </w:pPr>
       <w:r>
         <w:t xml:space="preserve">Insbesondere wurden den bestehenden Gesellschaftern </w:t>
@@ -736,6 +856,7 @@
     <w:p>
       <w:pPr>
         <w:pStyle w:val="ListBullet"/>
+        <w:spacing w:line="259" w:lineRule="auto" w:after="60"/>
       </w:pPr>
       <w:r>
         <w:t>Die Klägerin hat ausdrücklich ihre Bereitschaft erklärt, einen anteiligen Bezug von 1,875 Mio. EUR zu übernehmen.</w:t>
@@ -744,6 +865,7 @@
     <w:p>
       <w:pPr>
         <w:pStyle w:val="Heading3"/>
+        <w:spacing w:line="259" w:lineRule="auto" w:after="60"/>
       </w:pPr>
       <w:r>
         <w:rPr>
@@ -754,6 +876,7 @@
     </w:p>
     <w:p>
       <w:pPr>
+        <w:spacing w:line="259" w:lineRule="auto" w:after="60"/>
         <w:jc w:val="left"/>
       </w:pPr>
       <w:r>
@@ -771,6 +894,7 @@
     </w:p>
     <w:p>
       <w:pPr>
+        <w:spacing w:line="259" w:lineRule="auto" w:after="60"/>
         <w:jc w:val="left"/>
       </w:pPr>
       <w:r>
@@ -780,6 +904,7 @@
     <w:p>
       <w:pPr>
         <w:pStyle w:val="ListBullet"/>
+        <w:spacing w:line="259" w:lineRule="auto" w:after="60"/>
       </w:pPr>
       <w:r>
         <w:t>Beschlüsse, die die Mitgesellschafter wirtschaftlich gezielt schädigen, ohne dass es objektiv erforderlich ist</w:t>
@@ -788,6 +913,7 @@
     <w:p>
       <w:pPr>
         <w:pStyle w:val="ListBullet"/>
+        <w:spacing w:line="259" w:lineRule="auto" w:after="60"/>
       </w:pPr>
       <w:r>
         <w:t>Stimm-Ausübung zu Lasten Minderheits-Gesellschafter ohne legitimes Mehrheits-Interesse</w:t>
@@ -795,6 +921,7 @@
     </w:p>
     <w:p>
       <w:pPr>
+        <w:spacing w:line="259" w:lineRule="auto" w:after="60"/>
         <w:jc w:val="left"/>
       </w:pPr>
       <w:r>
@@ -804,6 +931,7 @@
     <w:p>
       <w:pPr>
         <w:pStyle w:val="ListBullet"/>
+        <w:spacing w:line="259" w:lineRule="auto" w:after="60"/>
       </w:pPr>
       <w:r>
         <w:t xml:space="preserve">Andrea und Bert verwasserten </w:t>
@@ -821,6 +949,7 @@
     <w:p>
       <w:pPr>
         <w:pStyle w:val="ListBullet"/>
+        <w:spacing w:line="259" w:lineRule="auto" w:after="60"/>
       </w:pPr>
       <w:r>
         <w:t xml:space="preserve">Christine verwasserte </w:t>
@@ -838,6 +967,7 @@
     <w:p>
       <w:pPr>
         <w:pStyle w:val="ListBullet"/>
+        <w:spacing w:line="259" w:lineRule="auto" w:after="60"/>
       </w:pPr>
       <w:r>
         <w:t>Stahlauge profitierte zusätzlich durch ihre B-Sondervetorechte (kein Stimm-Verlust)</w:t>
@@ -845,6 +975,7 @@
     </w:p>
     <w:p>
       <w:pPr>
+        <w:spacing w:line="259" w:lineRule="auto" w:after="60"/>
         <w:jc w:val="left"/>
       </w:pPr>
       <w:r>
@@ -872,6 +1003,7 @@
     <w:p>
       <w:pPr>
         <w:pStyle w:val="Heading3"/>
+        <w:spacing w:line="259" w:lineRule="auto" w:after="60"/>
       </w:pPr>
       <w:r>
         <w:rPr>
@@ -882,6 +1014,7 @@
     </w:p>
     <w:p>
       <w:pPr>
+        <w:spacing w:line="259" w:lineRule="auto" w:after="60"/>
         <w:jc w:val="left"/>
       </w:pPr>
       <w:r>
@@ -900,6 +1033,7 @@
     <w:p>
       <w:pPr>
         <w:pStyle w:val="Heading3"/>
+        <w:spacing w:line="259" w:lineRule="auto" w:after="60"/>
       </w:pPr>
       <w:r>
         <w:rPr>
@@ -910,6 +1044,7 @@
     </w:p>
     <w:p>
       <w:pPr>
+        <w:spacing w:line="259" w:lineRule="auto" w:after="60"/>
         <w:jc w:val="left"/>
       </w:pPr>
       <w:r>
@@ -925,10 +1060,15 @@
         <w:t xml:space="preserve"> des Beschlusses gemäß Paragrafen 246, 248 AktG analog erklärt. Die Klagefrist (1 Monat ab Beschluss) ist gewahrt: Beschluss vom 18.06.2026, Klage vom 14.07.2026.</w:t>
       </w:r>
     </w:p>
-    <w:p/>
     <w:p>
       <w:pPr>
+        <w:spacing w:line="259" w:lineRule="auto" w:after="60"/>
+      </w:pPr>
+    </w:p>
+    <w:p>
+      <w:pPr>
         <w:pStyle w:val="Heading3"/>
+        <w:spacing w:line="259" w:lineRule="auto" w:after="60"/>
       </w:pPr>
       <w:r>
         <w:rPr>
@@ -939,6 +1079,7 @@
     </w:p>
     <w:p>
       <w:pPr>
+        <w:spacing w:line="259" w:lineRule="auto" w:after="60"/>
         <w:jc w:val="left"/>
       </w:pPr>
       <w:r>
@@ -948,6 +1089,7 @@
     <w:p>
       <w:pPr>
         <w:pStyle w:val="ListNumber"/>
+        <w:spacing w:line="259" w:lineRule="auto" w:after="60"/>
       </w:pPr>
       <w:r>
         <w:rPr>
@@ -962,6 +1104,7 @@
     <w:p>
       <w:pPr>
         <w:pStyle w:val="ListNumber"/>
+        <w:spacing w:line="259" w:lineRule="auto" w:after="60"/>
       </w:pPr>
       <w:r>
         <w:rPr>
@@ -975,6 +1118,7 @@
     </w:p>
     <w:p>
       <w:pPr>
+        <w:spacing w:line="259" w:lineRule="auto" w:after="60"/>
         <w:jc w:val="left"/>
       </w:pPr>
       <w:r>
@@ -984,6 +1128,7 @@
     <w:p>
       <w:pPr>
         <w:pStyle w:val="ListBullet"/>
+        <w:spacing w:line="259" w:lineRule="auto" w:after="60"/>
       </w:pPr>
       <w:r>
         <w:t>K1: Einladung zur GV vom 27.05.2026</w:t>
@@ -992,6 +1137,7 @@
     <w:p>
       <w:pPr>
         <w:pStyle w:val="ListBullet"/>
+        <w:spacing w:line="259" w:lineRule="auto" w:after="60"/>
       </w:pPr>
       <w:r>
         <w:t>K2: Protokoll der GV vom 18.06.2026</w:t>
@@ -1000,6 +1146,7 @@
     <w:p>
       <w:pPr>
         <w:pStyle w:val="ListBullet"/>
+        <w:spacing w:line="259" w:lineRule="auto" w:after="60"/>
       </w:pPr>
       <w:r>
         <w:t>K3: Cap Table vor und nach KE</w:t>
@@ -1008,6 +1155,7 @@
     <w:p>
       <w:pPr>
         <w:pStyle w:val="ListBullet"/>
+        <w:spacing w:line="259" w:lineRule="auto" w:after="60"/>
       </w:pPr>
       <w:r>
         <w:t>K4: Subscription Agreement Pi Mu Holding GmbH (Entwurf)</w:t>
@@ -1016,6 +1164,7 @@
     <w:p>
       <w:pPr>
         <w:pStyle w:val="ListBullet"/>
+        <w:spacing w:line="259" w:lineRule="auto" w:after="60"/>
       </w:pPr>
       <w:r>
         <w:t>K5: HR-Auszug Pi Mu Holding GmbH (zeigt: Finanz-Holding-Struktur)</w:t>
@@ -1024,6 +1173,7 @@
     <w:p>
       <w:pPr>
         <w:pStyle w:val="ListBullet"/>
+        <w:spacing w:line="259" w:lineRule="auto" w:after="60"/>
       </w:pPr>
       <w:r>
         <w:t>K6: E-Mail-Verkehr zwischen Klägerin und Geschäftsführung 28.05.-15.06.2026</w:t>
@@ -1032,6 +1182,7 @@
     <w:p>
       <w:pPr>
         <w:pStyle w:val="ListBullet"/>
+        <w:spacing w:line="259" w:lineRule="auto" w:after="60"/>
       </w:pPr>
       <w:r>
         <w:t>K7: Eigene eidesstattliche Versicherung der Klägerin</w:t>
@@ -1040,6 +1191,7 @@
     <w:p>
       <w:pPr>
         <w:pStyle w:val="ListBullet"/>
+        <w:spacing w:line="259" w:lineRule="auto" w:after="60"/>
       </w:pPr>
       <w:r>
         <w:t>K8: Antrag auf einstweilige Verfügung</w:t>
@@ -1047,6 +1199,7 @@
     </w:p>
     <w:p>
       <w:pPr>
+        <w:spacing w:line="259" w:lineRule="auto" w:after="60"/>
         <w:jc w:val="left"/>
       </w:pPr>
       <w:r>
@@ -1056,6 +1209,7 @@
     <w:p>
       <w:pPr>
         <w:pStyle w:val="ListBullet"/>
+        <w:spacing w:line="259" w:lineRule="auto" w:after="60"/>
       </w:pPr>
       <w:r>
         <w:rPr>
@@ -1067,10 +1221,15 @@
         <w:t xml:space="preserve"> der Pi-Mu-Synergien wird bei Bedarf benannt.</w:t>
       </w:r>
     </w:p>
-    <w:p/>
     <w:p>
       <w:pPr>
+        <w:spacing w:line="259" w:lineRule="auto" w:after="60"/>
+      </w:pPr>
+    </w:p>
+    <w:p>
+      <w:pPr>
         <w:pStyle w:val="Heading3"/>
+        <w:spacing w:line="259" w:lineRule="auto" w:after="60"/>
       </w:pPr>
       <w:r>
         <w:rPr>
@@ -1081,16 +1240,22 @@
     </w:p>
     <w:p>
       <w:pPr>
+        <w:spacing w:line="259" w:lineRule="auto" w:after="60"/>
         <w:jc w:val="left"/>
       </w:pPr>
       <w:r>
         <w:t>K1 — K8 (wie oben aufgeführt)</w:t>
       </w:r>
     </w:p>
-    <w:p/>
     <w:p>
       <w:pPr>
+        <w:spacing w:line="259" w:lineRule="auto" w:after="60"/>
+      </w:pPr>
+    </w:p>
+    <w:p>
+      <w:pPr>
         <w:pStyle w:val="Heading3"/>
+        <w:spacing w:line="259" w:lineRule="auto" w:after="60"/>
       </w:pPr>
       <w:r>
         <w:rPr>
@@ -1101,6 +1266,7 @@
     </w:p>
     <w:p>
       <w:pPr>
+        <w:spacing w:line="259" w:lineRule="auto" w:after="60"/>
         <w:jc w:val="left"/>
       </w:pPr>
       <w:r>
@@ -1110,6 +1276,7 @@
     <w:p>
       <w:pPr>
         <w:pStyle w:val="ListBullet"/>
+        <w:spacing w:line="259" w:lineRule="auto" w:after="60"/>
       </w:pPr>
       <w:r>
         <w:t>Die in der Klagschrift erhobenen Behauptungen entsprechen ihrem Kenntnisstand.</w:t>
@@ -1118,23 +1285,34 @@
     <w:p>
       <w:pPr>
         <w:pStyle w:val="ListBullet"/>
+        <w:spacing w:line="259" w:lineRule="auto" w:after="60"/>
       </w:pPr>
       <w:r>
         <w:t>Sie ist in der Lage, die Klagekosten zu tragen.</w:t>
       </w:r>
     </w:p>
-    <w:p/>
     <w:p>
       <w:pPr>
+        <w:spacing w:line="259" w:lineRule="auto" w:after="60"/>
+      </w:pPr>
+    </w:p>
+    <w:p>
+      <w:pPr>
+        <w:spacing w:line="259" w:lineRule="auto" w:after="60"/>
         <w:jc w:val="left"/>
       </w:pPr>
       <w:r>
         <w:t>Berlin, den 14. Juli 2026</w:t>
       </w:r>
     </w:p>
-    <w:p/>
     <w:p>
       <w:pPr>
+        <w:spacing w:line="259" w:lineRule="auto" w:after="60"/>
+      </w:pPr>
+    </w:p>
+    <w:p>
+      <w:pPr>
+        <w:spacing w:line="259" w:lineRule="auto" w:after="60"/>
         <w:jc w:val="left"/>
       </w:pPr>
       <w:r>
@@ -1143,15 +1321,21 @@
     </w:p>
     <w:p>
       <w:pPr>
+        <w:spacing w:line="259" w:lineRule="auto" w:after="60"/>
         <w:jc w:val="left"/>
       </w:pPr>
       <w:r>
         <w:t>Prozessbevollmaechtigter</w:t>
       </w:r>
     </w:p>
-    <w:p/>
     <w:p>
       <w:pPr>
+        <w:spacing w:line="259" w:lineRule="auto" w:after="60"/>
+      </w:pPr>
+    </w:p>
+    <w:p>
+      <w:pPr>
+        <w:spacing w:line="259" w:lineRule="auto" w:after="60"/>
         <w:jc w:val="left"/>
       </w:pPr>
       <w:r>
@@ -1159,13 +1343,58 @@
       </w:r>
     </w:p>
     <w:sectPr>
+      <w:headerReference w:type="default" r:id="rId9"/>
+      <w:footerReference w:type="default" r:id="rId10"/>
       <w:pgSz w:w="11906" w:h="16838"/>
-      <w:pgMar w:top="1417" w:right="1417" w:bottom="1417" w:left="1417" w:header="720" w:footer="720" w:gutter="0"/>
+      <w:pgMar w:top="1191" w:right="1247" w:bottom="1134" w:left="1361" w:header="720" w:footer="720" w:gutter="0"/>
       <w:cols w:space="720"/>
       <w:docGrid w:linePitch="360"/>
     </w:sectPr>
   </w:body>
 </w:document>
+</file>
+
+<file path=word/footer1.xml><?xml version="1.0" encoding="utf-8"?>
+<w:ftr xmlns:m="http://schemas.openxmlformats.org/officeDocument/2006/math" xmlns:mc="http://schemas.openxmlformats.org/markup-compatibility/2006" xmlns:mo="http://schemas.microsoft.com/office/mac/office/2008/main" xmlns:mv="urn:schemas-microsoft-com:mac:vml" xmlns:o="urn:schemas-microsoft-com:office:office" xmlns:r="http://schemas.openxmlformats.org/officeDocument/2006/relationships" xmlns:v="urn:schemas-microsoft-com:vml" xmlns:w10="urn:schemas-microsoft-com:office:word" xmlns:w14="http://schemas.microsoft.com/office/word/2010/wordml" xmlns:w="http://schemas.openxmlformats.org/wordprocessingml/2006/main" xmlns:wne="http://schemas.microsoft.com/office/word/2006/wordml" xmlns:wp14="http://schemas.microsoft.com/office/word/2010/wordprocessingDrawing" xmlns:wp="http://schemas.openxmlformats.org/drawingml/2006/wordprocessingDrawing" xmlns:wpc="http://schemas.microsoft.com/office/word/2010/wordprocessingCanvas" xmlns:wpg="http://schemas.microsoft.com/office/word/2010/wordprocessingGroup" xmlns:wpi="http://schemas.microsoft.com/office/word/2010/wordprocessingInk" xmlns:wps="http://schemas.microsoft.com/office/word/2010/wordprocessingShape" mc:Ignorable="w14 wp14">
+  <w:p>
+    <w:pPr>
+      <w:pStyle w:val="Footer"/>
+      <w:jc w:val="left"/>
+    </w:pPr>
+    <w:r/>
+    <w:r>
+      <w:rPr>
+        <w:rFonts w:ascii="Times New Roman" w:hAnsi="Times New Roman"/>
+        <w:b w:val="0"/>
+        <w:color w:val="777777"/>
+        <w:sz w:val="17"/>
+      </w:rPr>
+      <w:t>Vertraulich | Bearbeitungsstand Juli 2026 | nur zur Aktenbearbeitung</w:t>
+    </w:r>
+  </w:p>
+</w:ftr>
+</file>
+
+<file path=word/header1.xml><?xml version="1.0" encoding="utf-8"?>
+<w:hdr xmlns:m="http://schemas.openxmlformats.org/officeDocument/2006/math" xmlns:mc="http://schemas.openxmlformats.org/markup-compatibility/2006" xmlns:mo="http://schemas.microsoft.com/office/mac/office/2008/main" xmlns:mv="urn:schemas-microsoft-com:mac:vml" xmlns:o="urn:schemas-microsoft-com:office:office" xmlns:r="http://schemas.openxmlformats.org/officeDocument/2006/relationships" xmlns:v="urn:schemas-microsoft-com:vml" xmlns:w10="urn:schemas-microsoft-com:office:word" xmlns:w14="http://schemas.microsoft.com/office/word/2010/wordml" xmlns:w="http://schemas.openxmlformats.org/wordprocessingml/2006/main" xmlns:wne="http://schemas.microsoft.com/office/word/2006/wordml" xmlns:wp14="http://schemas.microsoft.com/office/word/2010/wordprocessingDrawing" xmlns:wp="http://schemas.openxmlformats.org/drawingml/2006/wordprocessingDrawing" xmlns:wpc="http://schemas.microsoft.com/office/word/2010/wordprocessingCanvas" xmlns:wpg="http://schemas.microsoft.com/office/word/2010/wordprocessingGroup" xmlns:wpi="http://schemas.microsoft.com/office/word/2010/wordprocessingInk" xmlns:wps="http://schemas.microsoft.com/office/word/2010/wordprocessingShape" mc:Ignorable="w14 wp14">
+  <w:p>
+    <w:pPr>
+      <w:pStyle w:val="Header"/>
+      <w:jc w:val="left"/>
+    </w:pPr>
+    <w:r/>
+    <w:r>
+      <w:rPr>
+        <w:rFonts w:ascii="Times New Roman" w:hAnsi="Times New Roman"/>
+        <w:b w:val="0"/>
+        <w:i w:val="0"/>
+        <w:color w:val="666666"/>
+        <w:sz w:val="17"/>
+      </w:rPr>
+      <w:t>Hagemann &amp; Westarp Rechtsanwälte | Gesellschaftsrechtliche Arbeitsakte | Bearbeitungsstand Juli 2026</w:t>
+    </w:r>
+  </w:p>
+</w:hdr>
 </file>
 
 <file path=word/numbering.xml><?xml version="1.0" encoding="utf-8"?>
@@ -1882,11 +2111,12 @@
       <w:contextualSpacing/>
     </w:pPr>
     <w:rPr>
-      <w:rFonts w:asciiTheme="majorHAnsi" w:eastAsiaTheme="majorEastAsia" w:hAnsiTheme="majorHAnsi" w:cstheme="majorBidi"/>
+      <w:rFonts w:asciiTheme="majorHAnsi" w:eastAsiaTheme="majorEastAsia" w:hAnsiTheme="majorHAnsi" w:cstheme="majorBidi" w:ascii="Times New Roman" w:hAnsi="Times New Roman"/>
+      <w:b/>
       <w:color w:val="17365D" w:themeColor="text2" w:themeShade="BF"/>
       <w:spacing w:val="5"/>
       <w:kern w:val="28"/>
-      <w:sz w:val="52"/>
+      <w:sz w:val="30"/>
       <w:szCs w:val="52"/>
     </w:rPr>
   </w:style>
